--- a/Титульный лист. Синицкая Я. В.docx
+++ b/Титульный лист. Синицкая Я. В.docx
@@ -508,6 +508,9 @@
     <w:p>
       <w:pPr>
         <w:tabs>
+          <w:tab w:val="left" w:pos="6950"/>
+          <w:tab w:val="left" w:pos="8515"/>
+          <w:tab w:val="left" w:pos="9379"/>
           <w:tab w:val="right" w:leader="underscore" w:pos="9638"/>
         </w:tabs>
         <w:spacing w:after="0"/>
@@ -559,6 +562,48 @@
           <w:lang w:eastAsia="ru-RU"/>
         </w:rPr>
         <w:t>Технологии программирования»</w:t>
+      </w:r>
+      <w:r>
+        <w:rPr>
+          <w:rFonts w:ascii="Times New Roman" w:eastAsia="Times New Roman" w:hAnsi="Times New Roman" w:cs="Times New Roman"/>
+          <w:sz w:val="24"/>
+          <w:szCs w:val="24"/>
+          <w:u w:val="single"/>
+          <w:lang w:eastAsia="ru-RU"/>
+        </w:rPr>
+        <w:tab/>
+      </w:r>
+      <w:r>
+        <w:rPr>
+          <w:rFonts w:ascii="Times New Roman" w:eastAsia="Times New Roman" w:hAnsi="Times New Roman" w:cs="Times New Roman"/>
+          <w:sz w:val="24"/>
+          <w:szCs w:val="24"/>
+          <w:u w:val="single"/>
+          <w:lang w:eastAsia="ru-RU"/>
+        </w:rPr>
+        <w:t xml:space="preserve"> </w:t>
+      </w:r>
+      <w:r>
+        <w:rPr>
+          <w:rFonts w:ascii="Times New Roman" w:eastAsia="Times New Roman" w:hAnsi="Times New Roman" w:cs="Times New Roman"/>
+          <w:sz w:val="24"/>
+          <w:szCs w:val="24"/>
+          <w:u w:val="single"/>
+          <w:lang w:eastAsia="ru-RU"/>
+        </w:rPr>
+        <w:tab/>
+        <w:t xml:space="preserve"> </w:t>
+      </w:r>
+      <w:r>
+        <w:rPr>
+          <w:rFonts w:ascii="Times New Roman" w:eastAsia="Times New Roman" w:hAnsi="Times New Roman" w:cs="Times New Roman"/>
+          <w:sz w:val="24"/>
+          <w:szCs w:val="24"/>
+          <w:u w:val="single"/>
+          <w:lang w:eastAsia="ru-RU"/>
+        </w:rPr>
+        <w:tab/>
+        <w:t xml:space="preserve">   </w:t>
       </w:r>
       <w:r>
         <w:rPr>
@@ -622,6 +667,7 @@
           <w:bCs/>
           <w:sz w:val="24"/>
           <w:szCs w:val="24"/>
+          <w:u w:val="single"/>
         </w:rPr>
       </w:pPr>
       <w:r>
@@ -796,24 +842,6 @@
           <w:u w:val="single"/>
         </w:rPr>
         <w:t>»</w:t>
-      </w:r>
-      <w:r>
-        <w:rPr>
-          <w:rFonts w:ascii="Times New Roman" w:eastAsia="Calibri" w:hAnsi="Times New Roman" w:cs="Times New Roman"/>
-          <w:sz w:val="24"/>
-          <w:szCs w:val="24"/>
-          <w:u w:val="single"/>
-        </w:rPr>
-        <w:tab/>
-      </w:r>
-      <w:r>
-        <w:rPr>
-          <w:rFonts w:ascii="Times New Roman" w:eastAsia="Calibri" w:hAnsi="Times New Roman" w:cs="Times New Roman"/>
-          <w:sz w:val="24"/>
-          <w:szCs w:val="24"/>
-          <w:u w:val="single"/>
-        </w:rPr>
-        <w:tab/>
       </w:r>
     </w:p>
     <w:p>
